--- a/docs/content/pca/pca_activity.docx
+++ b/docs/content/pca/pca_activity.docx
@@ -122,6 +122,158 @@
         <w:pStyle w:val="BlockText"/>
       </w:pPr>
       <w:r>
+        <w:rPr>
+          <w:b/>
+          <w:bCs/>
+        </w:rPr>
+        <w:t xml:space="preserve">Every grey</w:t>
+      </w:r>
+      <w:r>
+        <w:rPr>
+          <w:b/>
+          <w:bCs/>
+        </w:rPr>
+        <w:t xml:space="preserve"> </w:t>
+      </w:r>
+      <w:r>
+        <w:rPr>
+          <w:rStyle w:val="VerbatimChar"/>
+          <w:b/>
+          <w:bCs/>
+        </w:rPr>
+        <w:t xml:space="preserve">r</w:t>
+      </w:r>
+      <w:r>
+        <w:rPr>
+          <w:b/>
+          <w:bCs/>
+        </w:rPr>
+        <w:t xml:space="preserve"> </w:t>
+      </w:r>
+      <w:r>
+        <w:rPr>
+          <w:b/>
+          <w:bCs/>
+        </w:rPr>
+        <w:t xml:space="preserve">box below is code you type into an R script — not into the Console.</w:t>
+      </w:r>
+      <w:r>
+        <w:t xml:space="preserve"> </w:t>
+      </w:r>
+      <w:r>
+        <w:t xml:space="preserve">Before you start:</w:t>
+      </w:r>
+      <w:r>
+        <w:t xml:space="preserve"> </w:t>
+      </w:r>
+      <w:r>
+        <w:rPr>
+          <w:b/>
+          <w:bCs/>
+        </w:rPr>
+        <w:t xml:space="preserve">File → New File → R Script</w:t>
+      </w:r>
+      <w:r>
+        <w:t xml:space="preserve">, and save it as</w:t>
+      </w:r>
+      <w:r>
+        <w:t xml:space="preserve"> </w:t>
+      </w:r>
+      <w:r>
+        <w:rPr>
+          <w:rStyle w:val="VerbatimChar"/>
+        </w:rPr>
+        <w:t xml:space="preserve">09_pca.R</w:t>
+      </w:r>
+      <w:r>
+        <w:t xml:space="preserve"> </w:t>
+      </w:r>
+      <w:r>
+        <w:t xml:space="preserve">in your project’s</w:t>
+      </w:r>
+      <w:r>
+        <w:t xml:space="preserve"> </w:t>
+      </w:r>
+      <w:r>
+        <w:rPr>
+          <w:rStyle w:val="VerbatimChar"/>
+        </w:rPr>
+        <w:t xml:space="preserve">scripts/</w:t>
+      </w:r>
+      <w:r>
+        <w:t xml:space="preserve"> </w:t>
+      </w:r>
+      <w:r>
+        <w:t xml:space="preserve">folder. Then work down the worksheet, adding each block to the bottom of that one script, in order.</w:t>
+      </w:r>
+    </w:p>
+    <w:p>
+      <w:pPr>
+        <w:pStyle w:val="BlockText"/>
+      </w:pPr>
+      <w:r>
+        <w:rPr>
+          <w:b/>
+          <w:bCs/>
+        </w:rPr>
+        <w:t xml:space="preserve">Type the</w:t>
+      </w:r>
+      <w:r>
+        <w:rPr>
+          <w:b/>
+          <w:bCs/>
+        </w:rPr>
+        <w:t xml:space="preserve"> </w:t>
+      </w:r>
+      <w:r>
+        <w:rPr>
+          <w:rStyle w:val="VerbatimChar"/>
+          <w:b/>
+          <w:bCs/>
+        </w:rPr>
+        <w:t xml:space="preserve"># ── Part …</w:t>
+      </w:r>
+      <w:r>
+        <w:rPr>
+          <w:b/>
+          <w:bCs/>
+        </w:rPr>
+        <w:t xml:space="preserve"> </w:t>
+      </w:r>
+      <w:r>
+        <w:rPr>
+          <w:b/>
+          <w:bCs/>
+        </w:rPr>
+        <w:t xml:space="preserve">header comment at the top of each block, too.</w:t>
+      </w:r>
+      <w:r>
+        <w:t xml:space="preserve"> </w:t>
+      </w:r>
+      <w:r>
+        <w:t xml:space="preserve">Those comment lines are not decoration — they are how your script stays navigable, how you find your way back to a block that broke, and how I find your work when I read your script. A block with no header comment is a block I cannot place. In RStudio they also show up in the document outline (the</w:t>
+      </w:r>
+      <w:r>
+        <w:t xml:space="preserve"> </w:t>
+      </w:r>
+      <w:r>
+        <w:rPr>
+          <w:rStyle w:val="VerbatimChar"/>
+        </w:rPr>
+        <w:t xml:space="preserve">≡</w:t>
+      </w:r>
+      <w:r>
+        <w:t xml:space="preserve"> </w:t>
+      </w:r>
+      <w:r>
+        <w:t xml:space="preserve">button at the bottom-left of the editor) so you can jump straight to any part.</w:t>
+      </w:r>
+    </w:p>
+    <w:p>
+      <w:pPr>
+        <w:pStyle w:val="BlockText"/>
+      </w:pPr>
+      <w:r>
         <w:t xml:space="preserve">This worksheet uses the classic iris flower dataset — 4 measurements (sepal length/width, petal length/width) on 3 species of</w:t>
       </w:r>
       <w:r>
@@ -154,6 +306,15 @@
       <w:pPr>
         <w:pStyle w:val="SourceCode"/>
       </w:pPr>
+      <w:r>
+        <w:rPr>
+          <w:rStyle w:val="CommentTok"/>
+        </w:rPr>
+        <w:t xml:space="preserve"># ── Setup (1) ───────────────────────────────────────────────────────────</w:t>
+      </w:r>
+      <w:r>
+        <w:br/>
+      </w:r>
       <w:r>
         <w:rPr>
           <w:rStyle w:val="FunctionTok"/>
@@ -657,6 +818,15 @@
       </w:pPr>
       <w:r>
         <w:rPr>
+          <w:rStyle w:val="CommentTok"/>
+        </w:rPr>
+        <w:t xml:space="preserve"># ── Part 1.1 · Iris Data Overview ───────────────────────────────────────</w:t>
+      </w:r>
+      <w:r>
+        <w:br/>
+      </w:r>
+      <w:r>
+        <w:rPr>
           <w:rStyle w:val="NormalTok"/>
         </w:rPr>
         <w:t xml:space="preserve">iris_df </w:t>
@@ -1017,6 +1187,15 @@
       <w:pPr>
         <w:pStyle w:val="SourceCode"/>
       </w:pPr>
+      <w:r>
+        <w:rPr>
+          <w:rStyle w:val="CommentTok"/>
+        </w:rPr>
+        <w:t xml:space="preserve"># ── Part 1.2 · Iris Data Overview ───────────────────────────────────────</w:t>
+      </w:r>
+      <w:r>
+        <w:br/>
+      </w:r>
       <w:r>
         <w:rPr>
           <w:rStyle w:val="NormalTok"/>
@@ -1551,6 +1730,15 @@
       </w:pPr>
       <w:r>
         <w:rPr>
+          <w:rStyle w:val="CommentTok"/>
+        </w:rPr>
+        <w:t xml:space="preserve"># ── Part 2.1 · Check PCA Assumptions ────────────────────────────────────</w:t>
+      </w:r>
+      <w:r>
+        <w:br/>
+      </w:r>
+      <w:r>
+        <w:rPr>
           <w:rStyle w:val="NormalTok"/>
         </w:rPr>
         <w:t xml:space="preserve">cor_matrix </w:t>
@@ -1872,6 +2060,15 @@
       <w:pPr>
         <w:pStyle w:val="SourceCode"/>
       </w:pPr>
+      <w:r>
+        <w:rPr>
+          <w:rStyle w:val="CommentTok"/>
+        </w:rPr>
+        <w:t xml:space="preserve"># ── Part 2.2 · Check PCA Assumptions ────────────────────────────────────</w:t>
+      </w:r>
+      <w:r>
+        <w:br/>
+      </w:r>
       <w:r>
         <w:rPr>
           <w:rStyle w:val="NormalTok"/>
@@ -2399,6 +2596,15 @@
       </w:pPr>
       <w:r>
         <w:rPr>
+          <w:rStyle w:val="CommentTok"/>
+        </w:rPr>
+        <w:t xml:space="preserve"># ── Part 3.1 · Standardize the Data ─────────────────────────────────────</w:t>
+      </w:r>
+      <w:r>
+        <w:br/>
+      </w:r>
+      <w:r>
+        <w:rPr>
           <w:rStyle w:val="NormalTok"/>
         </w:rPr>
         <w:t xml:space="preserve">iris_scaled </w:t>
@@ -2553,6 +2759,15 @@
       </w:pPr>
       <w:r>
         <w:rPr>
+          <w:rStyle w:val="CommentTok"/>
+        </w:rPr>
+        <w:t xml:space="preserve"># ── Part 4.1 · Perform PCA ──────────────────────────────────────────────</w:t>
+      </w:r>
+      <w:r>
+        <w:br/>
+      </w:r>
+      <w:r>
+        <w:rPr>
           <w:rStyle w:val="NormalTok"/>
         </w:rPr>
         <w:t xml:space="preserve">iris_pca_model </w:t>
@@ -2689,6 +2904,15 @@
       </w:pPr>
       <w:r>
         <w:rPr>
+          <w:rStyle w:val="CommentTok"/>
+        </w:rPr>
+        <w:t xml:space="preserve"># ── Part 5.1 · Extract and Understand Results ───────────────────────────</w:t>
+      </w:r>
+      <w:r>
+        <w:br/>
+      </w:r>
+      <w:r>
+        <w:rPr>
           <w:rStyle w:val="NormalTok"/>
         </w:rPr>
         <w:t xml:space="preserve">eigenvalues </w:t>
@@ -3019,6 +3243,15 @@
       <w:pPr>
         <w:pStyle w:val="SourceCode"/>
       </w:pPr>
+      <w:r>
+        <w:rPr>
+          <w:rStyle w:val="CommentTok"/>
+        </w:rPr>
+        <w:t xml:space="preserve"># ── Part 5.2 · Extract and Understand Results ───────────────────────────</w:t>
+      </w:r>
+      <w:r>
+        <w:br/>
+      </w:r>
       <w:r>
         <w:rPr>
           <w:rStyle w:val="NormalTok"/>
@@ -3370,6 +3603,15 @@
       </w:pPr>
       <w:r>
         <w:rPr>
+          <w:rStyle w:val="CommentTok"/>
+        </w:rPr>
+        <w:t xml:space="preserve"># ── Part 6.1 · Determine Number of Components ───────────────────────────</w:t>
+      </w:r>
+      <w:r>
+        <w:br/>
+      </w:r>
+      <w:r>
+        <w:rPr>
           <w:rStyle w:val="NormalTok"/>
         </w:rPr>
         <w:t xml:space="preserve">scree_data_df </w:t>
@@ -3943,6 +4185,15 @@
       <w:pPr>
         <w:pStyle w:val="SourceCode"/>
       </w:pPr>
+      <w:r>
+        <w:rPr>
+          <w:rStyle w:val="CommentTok"/>
+        </w:rPr>
+        <w:t xml:space="preserve"># ── Part 6.2 · Determine Number of Components ───────────────────────────</w:t>
+      </w:r>
+      <w:r>
+        <w:br/>
+      </w:r>
       <w:r>
         <w:rPr>
           <w:rStyle w:val="CommentTok"/>
@@ -4141,6 +4392,15 @@
       </w:pPr>
       <w:r>
         <w:rPr>
+          <w:rStyle w:val="CommentTok"/>
+        </w:rPr>
+        <w:t xml:space="preserve"># ── Part 7.1 · Create PCA Scores ────────────────────────────────────────</w:t>
+      </w:r>
+      <w:r>
+        <w:br/>
+      </w:r>
+      <w:r>
+        <w:rPr>
           <w:rStyle w:val="NormalTok"/>
         </w:rPr>
         <w:t xml:space="preserve">pca_scores_df </w:t>
@@ -4292,6 +4552,15 @@
       </w:pPr>
       <w:r>
         <w:rPr>
+          <w:rStyle w:val="CommentTok"/>
+        </w:rPr>
+        <w:t xml:space="preserve"># ── Part 8.1 · Visualize Results ────────────────────────────────────────</w:t>
+      </w:r>
+      <w:r>
+        <w:br/>
+      </w:r>
+      <w:r>
+        <w:rPr>
           <w:rStyle w:val="NormalTok"/>
         </w:rPr>
         <w:t xml:space="preserve">scores_plot </w:t>
@@ -5161,6 +5430,15 @@
       </w:pPr>
       <w:r>
         <w:rPr>
+          <w:rStyle w:val="CommentTok"/>
+        </w:rPr>
+        <w:t xml:space="preserve"># ── Part 8.2 · Visualize Results ────────────────────────────────────────</w:t>
+      </w:r>
+      <w:r>
+        <w:br/>
+      </w:r>
+      <w:r>
+        <w:rPr>
           <w:rStyle w:val="NormalTok"/>
         </w:rPr>
         <w:t xml:space="preserve">loading_data_df </w:t>
@@ -6307,6 +6585,15 @@
       <w:pPr>
         <w:pStyle w:val="SourceCode"/>
       </w:pPr>
+      <w:r>
+        <w:rPr>
+          <w:rStyle w:val="CommentTok"/>
+        </w:rPr>
+        <w:t xml:space="preserve"># ── Part 8.3 · Visualize Results ────────────────────────────────────────</w:t>
+      </w:r>
+      <w:r>
+        <w:br/>
+      </w:r>
       <w:r>
         <w:rPr>
           <w:rStyle w:val="NormalTok"/>
@@ -7800,6 +8087,15 @@
               <w:rPr>
                 <w:rStyle w:val="CommentTok"/>
               </w:rPr>
+              <w:t xml:space="preserve"># ── Part 8.4 · Visualize Results ────────────────────────────────────────</w:t>
+            </w:r>
+            <w:r>
+              <w:br/>
+            </w:r>
+            <w:r>
+              <w:rPr>
+                <w:rStyle w:val="CommentTok"/>
+              </w:rPr>
               <w:t xml:space="preserve"># Write your code here:</w:t>
             </w:r>
           </w:p>
@@ -7840,6 +8136,15 @@
       <w:pPr>
         <w:pStyle w:val="SourceCode"/>
       </w:pPr>
+      <w:r>
+        <w:rPr>
+          <w:rStyle w:val="CommentTok"/>
+        </w:rPr>
+        <w:t xml:space="preserve"># ── Part 9.1 · Interpret Results ────────────────────────────────────────</w:t>
+      </w:r>
+      <w:r>
+        <w:br/>
+      </w:r>
       <w:r>
         <w:rPr>
           <w:rStyle w:val="NormalTok"/>

--- a/docs/content/pca/pca_activity.docx
+++ b/docs/content/pca/pca_activity.docx
@@ -11121,7 +11121,7 @@
         <w:bottom w:color="FF0000" w:space="1" w:sz="8" w:val="single"/>
         <w:right w:color="FF0000" w:space="4" w:sz="8" w:val="single"/>
       </w:pBdr>
-      <w:shd w:color="auto" w:fill="auto" w:val="pct15"/>
+      <w:shd w:color="auto" w:fill="FBFBFB" w:val="clear"/>
       <w:spacing w:after="120" w:before="120"/>
       <w:ind w:left="432" w:right="432"/>
     </w:pPr>
@@ -11137,12 +11137,12 @@
     <w:rsid w:val="00771E03"/>
     <w:pPr>
       <w:pBdr>
-        <w:top w:color="auto" w:space="1" w:sz="8" w:val="single"/>
-        <w:left w:color="auto" w:space="4" w:sz="8" w:val="single"/>
-        <w:bottom w:color="auto" w:space="1" w:sz="8" w:val="single"/>
-        <w:right w:color="auto" w:space="4" w:sz="8" w:val="single"/>
+        <w:top w:color="BFBFBF" w:space="1" w:sz="6" w:val="single"/>
+        <w:left w:color="BFBFBF" w:space="4" w:sz="6" w:val="single"/>
+        <w:bottom w:color="BFBFBF" w:space="1" w:sz="6" w:val="single"/>
+        <w:right w:color="BFBFBF" w:space="4" w:sz="6" w:val="single"/>
       </w:pBdr>
-      <w:shd w:color="auto" w:fill="auto" w:val="pct15"/>
+      <w:shd w:color="auto" w:fill="FBFBFB" w:val="clear"/>
       <w:spacing w:after="240" w:before="240"/>
       <w:ind w:left="432" w:right="432"/>
     </w:pPr>
@@ -11157,7 +11157,13 @@
     <w:qFormat/>
     <w:rsid w:val="00771E03"/>
     <w:pPr>
-      <w:shd w:color="auto" w:fill="auto" w:val="pct15"/>
+      <w:pBdr>
+        <w:top w:color="BFBFBF" w:space="1" w:sz="6" w:val="single"/>
+        <w:left w:color="BFBFBF" w:space="4" w:sz="6" w:val="single"/>
+        <w:bottom w:color="BFBFBF" w:space="1" w:sz="6" w:val="single"/>
+        <w:right w:color="BFBFBF" w:space="4" w:sz="6" w:val="single"/>
+      </w:pBdr>
+      <w:shd w:color="auto" w:fill="FBFBFB" w:val="clear"/>
       <w:spacing w:after="240" w:before="240"/>
       <w:ind w:left="432" w:right="432"/>
     </w:pPr>

--- a/docs/content/pca/pca_activity.docx
+++ b/docs/content/pca/pca_activity.docx
@@ -2543,9 +2543,11 @@
       <w:r>
         <w:t xml:space="preserve">Are the iris variables sufficiently correlated for PCA to be useful? Do you see any concerning outliers?</w:t>
       </w:r>
-      <w:r>
-        <w:t xml:space="preserve"> </w:t>
-      </w:r>
+    </w:p>
+    <w:p>
+      <w:pPr>
+        <w:pStyle w:val="BodyText"/>
+      </w:pPr>
       <w:r>
         <w:rPr>
           <w:rStyle w:val="VerbatimChar"/>
@@ -3552,9 +3554,11 @@
       <w:r>
         <w:t xml:space="preserve">Which variable has the largest loading on PC1? On PC2?</w:t>
       </w:r>
-      <w:r>
-        <w:t xml:space="preserve"> </w:t>
-      </w:r>
+    </w:p>
+    <w:p>
+      <w:pPr>
+        <w:pStyle w:val="BodyText"/>
+      </w:pPr>
       <w:r>
         <w:rPr>
           <w:rStyle w:val="VerbatimChar"/>
@@ -7908,9 +7912,11 @@
       <w:r>
         <w:t xml:space="preserve">In the biplot, which species has the largest (most positive) PC1 scores? Which arrow(s) point in roughly the same direction as that species’ cluster?</w:t>
       </w:r>
-      <w:r>
-        <w:t xml:space="preserve"> </w:t>
-      </w:r>
+    </w:p>
+    <w:p>
+      <w:pPr>
+        <w:pStyle w:val="BodyText"/>
+      </w:pPr>
       <w:r>
         <w:rPr>
           <w:rStyle w:val="VerbatimChar"/>
@@ -8096,7 +8102,7 @@
               <w:rPr>
                 <w:rStyle w:val="CommentTok"/>
               </w:rPr>
-              <w:t xml:space="preserve"># Write your code here:</w:t>
+              <w:t xml:space="preserve"># Write your code in the R script:</w:t>
             </w:r>
           </w:p>
           <w:p/>

--- a/docs/content/pca/pca_activity.docx
+++ b/docs/content/pca/pca_activity.docx
@@ -26,268 +26,13 @@
         <w:t xml:space="preserve">Bill Perry</w:t>
       </w:r>
     </w:p>
-    <w:bookmarkStart w:id="13" w:name="worksheet-principal-component-analysis"/>
+    <w:bookmarkStart w:id="12" w:name="worksheet-principal-component-analysis"/>
     <w:p>
       <w:pPr>
         <w:pStyle w:val="Heading1"/>
       </w:pPr>
       <w:r>
         <w:t xml:space="preserve">Worksheet: Principal Component Analysis</w:t>
-      </w:r>
-    </w:p>
-    <w:p>
-      <w:pPr>
-        <w:pStyle w:val="Heading2"/>
-      </w:pPr>
-      <w:bookmarkStart w:id="9" w:name="how-to-use-this-worksheet"/>
-      <w:r>
-        <w:t xml:space="preserve">How to use this worksheet</w:t>
-      </w:r>
-      <w:bookmarkEnd w:id="9"/>
-    </w:p>
-    <w:p>
-      <w:pPr>
-        <w:pStyle w:val="BlockText"/>
-      </w:pPr>
-      <w:r>
-        <w:t xml:space="preserve">Work through each part in order, at your own pace. Type every line of code yourself into a</w:t>
-      </w:r>
-      <w:r>
-        <w:t xml:space="preserve"> </w:t>
-      </w:r>
-      <w:r>
-        <w:rPr>
-          <w:b/>
-          <w:bCs/>
-        </w:rPr>
-        <w:t xml:space="preserve">plain R script</w:t>
-      </w:r>
-      <w:r>
-        <w:t xml:space="preserve"> </w:t>
-      </w:r>
-      <w:r>
-        <w:t xml:space="preserve">— do not copy-paste. Blocks marked</w:t>
-      </w:r>
-      <w:r>
-        <w:t xml:space="preserve"> </w:t>
-      </w:r>
-      <w:r>
-        <w:rPr>
-          <w:b/>
-          <w:bCs/>
-        </w:rPr>
-        <w:t xml:space="preserve">▶ Run this</w:t>
-      </w:r>
-      <w:r>
-        <w:t xml:space="preserve"> </w:t>
-      </w:r>
-      <w:r>
-        <w:t xml:space="preserve">are code you should type and execute. Blocks marked</w:t>
-      </w:r>
-      <w:r>
-        <w:t xml:space="preserve"> </w:t>
-      </w:r>
-      <w:r>
-        <w:rPr>
-          <w:b/>
-          <w:bCs/>
-        </w:rPr>
-        <w:t xml:space="preserve">✏️ Your turn</w:t>
-      </w:r>
-      <w:r>
-        <w:t xml:space="preserve"> </w:t>
-      </w:r>
-      <w:r>
-        <w:t xml:space="preserve">ask you to write, modify, or answer something. Boxes marked</w:t>
-      </w:r>
-      <w:r>
-        <w:t xml:space="preserve"> </w:t>
-      </w:r>
-      <w:r>
-        <w:rPr>
-          <w:b/>
-          <w:bCs/>
-        </w:rPr>
-        <w:t xml:space="preserve">🚀 If you finish early</w:t>
-      </w:r>
-      <w:r>
-        <w:t xml:space="preserve"> </w:t>
-      </w:r>
-      <w:r>
-        <w:t xml:space="preserve">are optional bonus material that goes a bit further than what we covered in lecture.</w:t>
-      </w:r>
-    </w:p>
-    <w:p>
-      <w:pPr>
-        <w:pStyle w:val="BlockText"/>
-      </w:pPr>
-      <w:r>
-        <w:rPr>
-          <w:b/>
-          <w:bCs/>
-        </w:rPr>
-        <w:t xml:space="preserve">Every grey</w:t>
-      </w:r>
-      <w:r>
-        <w:rPr>
-          <w:b/>
-          <w:bCs/>
-        </w:rPr>
-        <w:t xml:space="preserve"> </w:t>
-      </w:r>
-      <w:r>
-        <w:rPr>
-          <w:rStyle w:val="VerbatimChar"/>
-          <w:b/>
-          <w:bCs/>
-        </w:rPr>
-        <w:t xml:space="preserve">r</w:t>
-      </w:r>
-      <w:r>
-        <w:rPr>
-          <w:b/>
-          <w:bCs/>
-        </w:rPr>
-        <w:t xml:space="preserve"> </w:t>
-      </w:r>
-      <w:r>
-        <w:rPr>
-          <w:b/>
-          <w:bCs/>
-        </w:rPr>
-        <w:t xml:space="preserve">box below is code you type into an R script — not into the Console.</w:t>
-      </w:r>
-      <w:r>
-        <w:t xml:space="preserve"> </w:t>
-      </w:r>
-      <w:r>
-        <w:t xml:space="preserve">Before you start:</w:t>
-      </w:r>
-      <w:r>
-        <w:t xml:space="preserve"> </w:t>
-      </w:r>
-      <w:r>
-        <w:rPr>
-          <w:b/>
-          <w:bCs/>
-        </w:rPr>
-        <w:t xml:space="preserve">File → New File → R Script</w:t>
-      </w:r>
-      <w:r>
-        <w:t xml:space="preserve">, and save it as</w:t>
-      </w:r>
-      <w:r>
-        <w:t xml:space="preserve"> </w:t>
-      </w:r>
-      <w:r>
-        <w:rPr>
-          <w:rStyle w:val="VerbatimChar"/>
-        </w:rPr>
-        <w:t xml:space="preserve">09_pca.R</w:t>
-      </w:r>
-      <w:r>
-        <w:t xml:space="preserve"> </w:t>
-      </w:r>
-      <w:r>
-        <w:t xml:space="preserve">in your project’s</w:t>
-      </w:r>
-      <w:r>
-        <w:t xml:space="preserve"> </w:t>
-      </w:r>
-      <w:r>
-        <w:rPr>
-          <w:rStyle w:val="VerbatimChar"/>
-        </w:rPr>
-        <w:t xml:space="preserve">scripts/</w:t>
-      </w:r>
-      <w:r>
-        <w:t xml:space="preserve"> </w:t>
-      </w:r>
-      <w:r>
-        <w:t xml:space="preserve">folder. Then work down the worksheet, adding each block to the bottom of that one script, in order.</w:t>
-      </w:r>
-    </w:p>
-    <w:p>
-      <w:pPr>
-        <w:pStyle w:val="BlockText"/>
-      </w:pPr>
-      <w:r>
-        <w:rPr>
-          <w:b/>
-          <w:bCs/>
-        </w:rPr>
-        <w:t xml:space="preserve">Type the</w:t>
-      </w:r>
-      <w:r>
-        <w:rPr>
-          <w:b/>
-          <w:bCs/>
-        </w:rPr>
-        <w:t xml:space="preserve"> </w:t>
-      </w:r>
-      <w:r>
-        <w:rPr>
-          <w:rStyle w:val="VerbatimChar"/>
-          <w:b/>
-          <w:bCs/>
-        </w:rPr>
-        <w:t xml:space="preserve"># ── Part …</w:t>
-      </w:r>
-      <w:r>
-        <w:rPr>
-          <w:b/>
-          <w:bCs/>
-        </w:rPr>
-        <w:t xml:space="preserve"> </w:t>
-      </w:r>
-      <w:r>
-        <w:rPr>
-          <w:b/>
-          <w:bCs/>
-        </w:rPr>
-        <w:t xml:space="preserve">header comment at the top of each block, too.</w:t>
-      </w:r>
-      <w:r>
-        <w:t xml:space="preserve"> </w:t>
-      </w:r>
-      <w:r>
-        <w:t xml:space="preserve">Those comment lines are not decoration — they are how your script stays navigable, how you find your way back to a block that broke, and how I find your work when I read your script. A block with no header comment is a block I cannot place. In RStudio they also show up in the document outline (the</w:t>
-      </w:r>
-      <w:r>
-        <w:t xml:space="preserve"> </w:t>
-      </w:r>
-      <w:r>
-        <w:rPr>
-          <w:rStyle w:val="VerbatimChar"/>
-        </w:rPr>
-        <w:t xml:space="preserve">≡</w:t>
-      </w:r>
-      <w:r>
-        <w:t xml:space="preserve"> </w:t>
-      </w:r>
-      <w:r>
-        <w:t xml:space="preserve">button at the bottom-left of the editor) so you can jump straight to any part.</w:t>
-      </w:r>
-    </w:p>
-    <w:p>
-      <w:pPr>
-        <w:pStyle w:val="BlockText"/>
-      </w:pPr>
-      <w:r>
-        <w:t xml:space="preserve">This worksheet uses the classic iris flower dataset — 4 measurements (sepal length/width, petal length/width) on 3 species of</w:t>
-      </w:r>
-      <w:r>
-        <w:t xml:space="preserve"> </w:t>
-      </w:r>
-      <w:r>
-        <w:rPr>
-          <w:i/>
-          <w:iCs/>
-        </w:rPr>
-        <w:t xml:space="preserve">Iris</w:t>
-      </w:r>
-      <w:r>
-        <w:t xml:space="preserve">.</w:t>
       </w:r>
     </w:p>
     <w:p>
@@ -635,18 +380,18 @@
                 <wp:inline>
                   <wp:extent cx="152400" cy="152400"/>
                   <wp:effectExtent b="0" l="0" r="0" t="0"/>
-                  <wp:docPr descr="" title="" id="11" name="Picture"/>
+                  <wp:docPr descr="" title="" id="10" name="Picture"/>
                   <a:graphic>
                     <a:graphicData uri="http://schemas.openxmlformats.org/drawingml/2006/picture">
                       <pic:pic>
                         <pic:nvPicPr>
-                          <pic:cNvPr descr="/Applications/Positron.app/Contents/Resources/app/quarto/share/formats/docx/important.png" id="12" name="Picture"/>
+                          <pic:cNvPr descr="/Applications/Positron.app/Contents/Resources/app/quarto/share/formats/docx/important.png" id="11" name="Picture"/>
                           <pic:cNvPicPr>
                             <a:picLocks noChangeArrowheads="1" noChangeAspect="1"/>
                           </pic:cNvPicPr>
                         </pic:nvPicPr>
                         <pic:blipFill>
-                          <a:blip r:embed="rId10"/>
+                          <a:blip r:embed="rId9"/>
                           <a:stretch>
                             <a:fillRect/>
                           </a:stretch>
@@ -743,8 +488,8 @@
         </w:pict>
       </w:r>
     </w:p>
-    <w:bookmarkEnd w:id="13"/>
-    <w:bookmarkStart w:id="14" w:name="part-1-iris-data-overview"/>
+    <w:bookmarkEnd w:id="12"/>
+    <w:bookmarkStart w:id="13" w:name="part-1-iris-data-overview"/>
     <w:p>
       <w:pPr>
         <w:pStyle w:val="Heading1"/>
@@ -1696,8 +1441,8 @@
         </w:pict>
       </w:r>
     </w:p>
-    <w:bookmarkEnd w:id="14"/>
-    <w:bookmarkStart w:id="15" w:name="part-2-check-pca-assumptions"/>
+    <w:bookmarkEnd w:id="13"/>
+    <w:bookmarkStart w:id="14" w:name="part-2-check-pca-assumptions"/>
     <w:p>
       <w:pPr>
         <w:pStyle w:val="Heading1"/>
@@ -2562,8 +2307,8 @@
         </w:pict>
       </w:r>
     </w:p>
-    <w:bookmarkEnd w:id="15"/>
-    <w:bookmarkStart w:id="16" w:name="part-3-standardize-the-data"/>
+    <w:bookmarkEnd w:id="14"/>
+    <w:bookmarkStart w:id="15" w:name="part-3-standardize-the-data"/>
     <w:p>
       <w:pPr>
         <w:pStyle w:val="Heading1"/>
@@ -2733,8 +2478,8 @@
         </w:pict>
       </w:r>
     </w:p>
-    <w:bookmarkEnd w:id="16"/>
-    <w:bookmarkStart w:id="17" w:name="part-4-perform-pca"/>
+    <w:bookmarkEnd w:id="15"/>
+    <w:bookmarkStart w:id="16" w:name="part-4-perform-pca"/>
     <w:p>
       <w:pPr>
         <w:pStyle w:val="Heading1"/>
@@ -2872,8 +2617,8 @@
         </w:pict>
       </w:r>
     </w:p>
-    <w:bookmarkEnd w:id="17"/>
-    <w:bookmarkStart w:id="18" w:name="part-5-extract-and-understand-results"/>
+    <w:bookmarkEnd w:id="16"/>
+    <w:bookmarkStart w:id="17" w:name="part-5-extract-and-understand-results"/>
     <w:p>
       <w:pPr>
         <w:pStyle w:val="Heading1"/>
@@ -3573,8 +3318,8 @@
         </w:pict>
       </w:r>
     </w:p>
-    <w:bookmarkEnd w:id="18"/>
-    <w:bookmarkStart w:id="19" w:name="part-6-determine-number-of-components"/>
+    <w:bookmarkEnd w:id="17"/>
+    <w:bookmarkStart w:id="18" w:name="part-6-determine-number-of-components"/>
     <w:p>
       <w:pPr>
         <w:pStyle w:val="Heading1"/>
@@ -4368,8 +4113,8 @@
         </w:pict>
       </w:r>
     </w:p>
-    <w:bookmarkEnd w:id="19"/>
-    <w:bookmarkStart w:id="20" w:name="part-7-create-pca-scores"/>
+    <w:bookmarkEnd w:id="18"/>
+    <w:bookmarkStart w:id="19" w:name="part-7-create-pca-scores"/>
     <w:p>
       <w:pPr>
         <w:pStyle w:val="Heading1"/>
@@ -4522,8 +4267,8 @@
         </w:pict>
       </w:r>
     </w:p>
-    <w:bookmarkEnd w:id="20"/>
-    <w:bookmarkStart w:id="24" w:name="part-8-visualize-results"/>
+    <w:bookmarkEnd w:id="19"/>
+    <w:bookmarkStart w:id="23" w:name="part-8-visualize-results"/>
     <w:p>
       <w:pPr>
         <w:pStyle w:val="Heading1"/>
@@ -7965,18 +7710,18 @@
                 <wp:inline>
                   <wp:extent cx="152400" cy="152400"/>
                   <wp:effectExtent b="0" l="0" r="0" t="0"/>
-                  <wp:docPr descr="" title="" id="22" name="Picture"/>
+                  <wp:docPr descr="" title="" id="21" name="Picture"/>
                   <a:graphic>
                     <a:graphicData uri="http://schemas.openxmlformats.org/drawingml/2006/picture">
                       <pic:pic>
                         <pic:nvPicPr>
-                          <pic:cNvPr descr="/Applications/Positron.app/Contents/Resources/app/quarto/share/formats/docx/tip.png" id="23" name="Picture"/>
+                          <pic:cNvPr descr="/Applications/Positron.app/Contents/Resources/app/quarto/share/formats/docx/tip.png" id="22" name="Picture"/>
                           <pic:cNvPicPr>
                             <a:picLocks noChangeArrowheads="1" noChangeAspect="1"/>
                           </pic:cNvPicPr>
                         </pic:nvPicPr>
                         <pic:blipFill>
-                          <a:blip r:embed="rId21"/>
+                          <a:blip r:embed="rId20"/>
                           <a:stretch>
                             <a:fillRect/>
                           </a:stretch>
@@ -8116,8 +7861,8 @@
         </w:pict>
       </w:r>
     </w:p>
-    <w:bookmarkEnd w:id="24"/>
-    <w:bookmarkStart w:id="25" w:name="part-9-interpret-results"/>
+    <w:bookmarkEnd w:id="23"/>
+    <w:bookmarkStart w:id="24" w:name="part-9-interpret-results"/>
     <w:p>
       <w:pPr>
         <w:pStyle w:val="Heading1"/>
@@ -8380,8 +8125,8 @@
         </w:pict>
       </w:r>
     </w:p>
-    <w:bookmarkEnd w:id="25"/>
-    <w:bookmarkStart w:id="30" w:name="summary-checklist-for-pca"/>
+    <w:bookmarkEnd w:id="24"/>
+    <w:bookmarkStart w:id="29" w:name="summary-checklist-for-pca"/>
     <w:p>
       <w:pPr>
         <w:pStyle w:val="Heading1"/>
@@ -8439,18 +8184,18 @@
                 <wp:inline>
                   <wp:extent cx="152400" cy="152400"/>
                   <wp:effectExtent b="0" l="0" r="0" t="0"/>
-                  <wp:docPr descr="" title="" id="26" name="Picture"/>
+                  <wp:docPr descr="" title="" id="25" name="Picture"/>
                   <a:graphic>
                     <a:graphicData uri="http://schemas.openxmlformats.org/drawingml/2006/picture">
                       <pic:pic>
                         <pic:nvPicPr>
-                          <pic:cNvPr descr="/Applications/Positron.app/Contents/Resources/app/quarto/share/formats/docx/tip.png" id="27" name="Picture"/>
+                          <pic:cNvPr descr="/Applications/Positron.app/Contents/Resources/app/quarto/share/formats/docx/tip.png" id="26" name="Picture"/>
                           <pic:cNvPicPr>
                             <a:picLocks noChangeArrowheads="1" noChangeAspect="1"/>
                           </pic:cNvPicPr>
                         </pic:nvPicPr>
                         <pic:blipFill>
-                          <a:blip r:embed="rId21"/>
+                          <a:blip r:embed="rId20"/>
                           <a:stretch>
                             <a:fillRect/>
                           </a:stretch>
@@ -8901,18 +8646,18 @@
                 <wp:inline>
                   <wp:extent cx="152400" cy="152400"/>
                   <wp:effectExtent b="0" l="0" r="0" t="0"/>
-                  <wp:docPr descr="" title="" id="28" name="Picture"/>
+                  <wp:docPr descr="" title="" id="27" name="Picture"/>
                   <a:graphic>
                     <a:graphicData uri="http://schemas.openxmlformats.org/drawingml/2006/picture">
                       <pic:pic>
                         <pic:nvPicPr>
-                          <pic:cNvPr descr="/Applications/Positron.app/Contents/Resources/app/quarto/share/formats/docx/important.png" id="29" name="Picture"/>
+                          <pic:cNvPr descr="/Applications/Positron.app/Contents/Resources/app/quarto/share/formats/docx/important.png" id="28" name="Picture"/>
                           <pic:cNvPicPr>
                             <a:picLocks noChangeArrowheads="1" noChangeAspect="1"/>
                           </pic:cNvPicPr>
                         </pic:nvPicPr>
                         <pic:blipFill>
-                          <a:blip r:embed="rId10"/>
+                          <a:blip r:embed="rId9"/>
                           <a:stretch>
                             <a:fillRect/>
                           </a:stretch>
@@ -9152,8 +8897,8 @@
         </w:pict>
       </w:r>
     </w:p>
-    <w:bookmarkEnd w:id="30"/>
-    <w:bookmarkStart w:id="34" w:name="review-and-checkpoint"/>
+    <w:bookmarkEnd w:id="29"/>
+    <w:bookmarkStart w:id="33" w:name="review-and-checkpoint"/>
     <w:p>
       <w:pPr>
         <w:pStyle w:val="Heading1"/>
@@ -9298,18 +9043,18 @@
                 <wp:inline>
                   <wp:extent cx="152400" cy="152400"/>
                   <wp:effectExtent b="0" l="0" r="0" t="0"/>
-                  <wp:docPr descr="" title="" id="32" name="Picture"/>
+                  <wp:docPr descr="" title="" id="31" name="Picture"/>
                   <a:graphic>
                     <a:graphicData uri="http://schemas.openxmlformats.org/drawingml/2006/picture">
                       <pic:pic>
                         <pic:nvPicPr>
-                          <pic:cNvPr descr="/Applications/Positron.app/Contents/Resources/app/quarto/share/formats/docx/note.png" id="33" name="Picture"/>
+                          <pic:cNvPr descr="/Applications/Positron.app/Contents/Resources/app/quarto/share/formats/docx/note.png" id="32" name="Picture"/>
                           <pic:cNvPicPr>
                             <a:picLocks noChangeArrowheads="1" noChangeAspect="1"/>
                           </pic:cNvPicPr>
                         </pic:nvPicPr>
                         <pic:blipFill>
-                          <a:blip r:embed="rId31"/>
+                          <a:blip r:embed="rId30"/>
                           <a:stretch>
                             <a:fillRect/>
                           </a:stretch>
@@ -9436,214 +9181,10 @@
         </w:tc>
       </w:tr>
     </w:tbl>
-    <w:p>
-      <w:r>
-        <w:pict>
-          <v:rect style="width:0;height:1.5pt" o:hralign="center" o:hrstd="t" o:hr="t"/>
-        </w:pict>
-      </w:r>
-    </w:p>
-    <w:bookmarkEnd w:id="34"/>
-    <w:bookmarkStart w:id="35" w:name="getting-unstuck"/>
-    <w:p>
-      <w:pPr>
-        <w:pStyle w:val="Heading1"/>
-      </w:pPr>
-      <w:r>
-        <w:t xml:space="preserve">Getting unstuck</w:t>
-      </w:r>
-    </w:p>
-    <w:p>
-      <w:pPr>
-        <w:pStyle w:val="FirstParagraph"/>
-      </w:pPr>
-      <w:r>
-        <w:t xml:space="preserve">When code breaks — and it will, that is normal:</w:t>
-      </w:r>
-    </w:p>
-    <w:p>
-      <w:pPr>
-        <w:pStyle w:val="Compact"/>
-        <w:numPr>
-          <w:ilvl w:val="0"/>
-          <w:numId w:val="1013"/>
-        </w:numPr>
-      </w:pPr>
-      <w:r>
-        <w:rPr>
-          <w:b/>
-          <w:bCs/>
-        </w:rPr>
-        <w:t xml:space="preserve">Read the error message out loud.</w:t>
-      </w:r>
-      <w:r>
-        <w:t xml:space="preserve"> </w:t>
-      </w:r>
-      <w:r>
-        <w:t xml:space="preserve">R usually names the line and the problem.</w:t>
-      </w:r>
-    </w:p>
-    <w:p>
-      <w:pPr>
-        <w:pStyle w:val="Compact"/>
-        <w:numPr>
-          <w:ilvl w:val="0"/>
-          <w:numId w:val="1013"/>
-        </w:numPr>
-      </w:pPr>
-      <w:r>
-        <w:rPr>
-          <w:b/>
-          <w:bCs/>
-        </w:rPr>
-        <w:t xml:space="preserve">Check the usual suspects:</w:t>
-      </w:r>
-      <w:r>
-        <w:t xml:space="preserve"> </w:t>
-      </w:r>
-      <w:r>
-        <w:t xml:space="preserve">did you run all the</w:t>
-      </w:r>
-      <w:r>
-        <w:t xml:space="preserve"> </w:t>
-      </w:r>
-      <w:r>
-        <w:rPr>
-          <w:rStyle w:val="VerbatimChar"/>
-        </w:rPr>
-        <w:t xml:space="preserve">library()</w:t>
-      </w:r>
-      <w:r>
-        <w:t xml:space="preserve"> </w:t>
-      </w:r>
-      <w:r>
-        <w:t xml:space="preserve">calls at the top? Spelling? A missing</w:t>
-      </w:r>
-      <w:r>
-        <w:t xml:space="preserve"> </w:t>
-      </w:r>
-      <w:r>
-        <w:rPr>
-          <w:rStyle w:val="VerbatimChar"/>
-        </w:rPr>
-        <w:t xml:space="preserve">)</w:t>
-      </w:r>
-      <w:r>
-        <w:t xml:space="preserve"> </w:t>
-      </w:r>
-      <w:r>
-        <w:t xml:space="preserve">or</w:t>
-      </w:r>
-      <w:r>
-        <w:t xml:space="preserve"> </w:t>
-      </w:r>
-      <w:r>
-        <w:rPr>
-          <w:rStyle w:val="VerbatimChar"/>
-        </w:rPr>
-        <w:t xml:space="preserve">%&gt;%</w:t>
-      </w:r>
-      <w:r>
-        <w:t xml:space="preserve"> </w:t>
-      </w:r>
-      <w:r>
-        <w:t xml:space="preserve">at the</w:t>
-      </w:r>
-      <w:r>
-        <w:t xml:space="preserve"> </w:t>
-      </w:r>
-      <w:r>
-        <w:rPr>
-          <w:i/>
-          <w:iCs/>
-        </w:rPr>
-        <w:t xml:space="preserve">start</w:t>
-      </w:r>
-      <w:r>
-        <w:t xml:space="preserve"> </w:t>
-      </w:r>
-      <w:r>
-        <w:t xml:space="preserve">of a line?</w:t>
-      </w:r>
-    </w:p>
-    <w:p>
-      <w:pPr>
-        <w:pStyle w:val="Compact"/>
-        <w:numPr>
-          <w:ilvl w:val="0"/>
-          <w:numId w:val="1013"/>
-        </w:numPr>
-      </w:pPr>
-      <w:r>
-        <w:rPr>
-          <w:rStyle w:val="VerbatimChar"/>
-        </w:rPr>
-        <w:t xml:space="preserve">?function_name</w:t>
-      </w:r>
-      <w:r>
-        <w:t xml:space="preserve"> </w:t>
-      </w:r>
-      <w:r>
-        <w:t xml:space="preserve">opens the built-in help page.</w:t>
-      </w:r>
-    </w:p>
-    <w:p>
-      <w:pPr>
-        <w:pStyle w:val="Compact"/>
-        <w:numPr>
-          <w:ilvl w:val="0"/>
-          <w:numId w:val="1013"/>
-        </w:numPr>
-      </w:pPr>
-      <w:r>
-        <w:rPr>
-          <w:b/>
-          <w:bCs/>
-        </w:rPr>
-        <w:t xml:space="preserve">Bring the exact error</w:t>
-      </w:r>
-      <w:r>
-        <w:t xml:space="preserve"> </w:t>
-      </w:r>
-      <w:r>
-        <w:t xml:space="preserve">(copy-paste it) to class or office hours.</w:t>
-      </w:r>
-    </w:p>
-    <w:p>
-      <w:pPr>
-        <w:pStyle w:val="BlockText"/>
-      </w:pPr>
-      <w:r>
-        <w:t xml:space="preserve">💡</w:t>
-      </w:r>
-      <w:r>
-        <w:t xml:space="preserve"> </w:t>
-      </w:r>
-      <w:r>
-        <w:rPr>
-          <w:b/>
-          <w:bCs/>
-        </w:rPr>
-        <w:t xml:space="preserve">Key idea:</w:t>
-      </w:r>
-      <w:r>
-        <w:t xml:space="preserve"> </w:t>
-      </w:r>
-      <w:r>
-        <w:t xml:space="preserve">Every working scientist googles error messages daily. Getting stuck is not failing — it is the job.</w:t>
-      </w:r>
-    </w:p>
-    <w:p>
-      <w:r>
-        <w:pict>
-          <v:rect style="width:0;height:1.5pt" o:hralign="center" o:hrstd="t" o:hr="t"/>
-        </w:pict>
-      </w:r>
-    </w:p>
-    <w:bookmarkEnd w:id="35"/>
+    <w:bookmarkEnd w:id="33"/>
     <w:sectPr>
       <w:pgSz w:h="15840" w:w="12240"/>
-      <w:pgMar w:bottom="1440" w:footer="720" w:gutter="0" w:header="720" w:left="1440" w:right="1440" w:top="1440"/>
+      <w:pgMar w:bottom="720" w:footer="360" w:gutter="0" w:header="360" w:left="1008" w:right="720" w:top="720"/>
       <w:cols w:space="720"/>
       <w:docGrid w:linePitch="360"/>
     </w:sectPr>
@@ -10163,36 +9704,6 @@
       <w:startOverride w:val="1"/>
     </w:lvlOverride>
   </w:num>
-  <w:num w:numId="1013">
-    <w:abstractNumId w:val="99411"/>
-    <w:lvlOverride w:ilvl="0">
-      <w:startOverride w:val="1"/>
-    </w:lvlOverride>
-    <w:lvlOverride w:ilvl="1">
-      <w:startOverride w:val="1"/>
-    </w:lvlOverride>
-    <w:lvlOverride w:ilvl="2">
-      <w:startOverride w:val="1"/>
-    </w:lvlOverride>
-    <w:lvlOverride w:ilvl="3">
-      <w:startOverride w:val="1"/>
-    </w:lvlOverride>
-    <w:lvlOverride w:ilvl="4">
-      <w:startOverride w:val="1"/>
-    </w:lvlOverride>
-    <w:lvlOverride w:ilvl="5">
-      <w:startOverride w:val="1"/>
-    </w:lvlOverride>
-    <w:lvlOverride w:ilvl="6">
-      <w:startOverride w:val="1"/>
-    </w:lvlOverride>
-    <w:lvlOverride w:ilvl="7">
-      <w:startOverride w:val="1"/>
-    </w:lvlOverride>
-    <w:lvlOverride w:ilvl="8">
-      <w:startOverride w:val="1"/>
-    </w:lvlOverride>
-  </w:num>
 </w:numbering>
 </file>
 
@@ -10209,7 +9720,11 @@
         <w14:ligatures w14:val="standardContextual"/>
       </w:rPr>
     </w:rPrDefault>
-    <w:pPrDefault/>
+    <w:pPrDefault>
+      <w:pPr>
+        <w:spacing w:before="0"/>
+      </w:pPr>
+    </w:pPrDefault>
   </w:docDefaults>
   <w:latentStyles w:count="376" w:defLockedState="0" w:defQFormat="0" w:defSemiHidden="0" w:defUIPriority="99" w:defUnhideWhenUsed="0">
     <w:lsdException w:name="Normal" w:qFormat="1" w:uiPriority="0"/>
@@ -10604,7 +10119,7 @@
     <w:pPr>
       <w:keepNext/>
       <w:keepLines/>
-      <w:spacing w:after="80" w:before="360"/>
+      <w:spacing w:after="80" w:before="120"/>
       <w:outlineLvl w:val="0"/>
     </w:pPr>
     <w:rPr>
@@ -10628,7 +10143,7 @@
     <w:pPr>
       <w:keepNext/>
       <w:keepLines/>
-      <w:spacing w:after="80" w:before="160"/>
+      <w:spacing w:after="80" w:before="100"/>
       <w:outlineLvl w:val="1"/>
     </w:pPr>
     <w:rPr>
@@ -10649,7 +10164,7 @@
     <w:pPr>
       <w:keepNext/>
       <w:keepLines/>
-      <w:spacing w:after="80" w:before="160"/>
+      <w:spacing w:after="80" w:before="80"/>
       <w:outlineLvl w:val="2"/>
     </w:pPr>
     <w:rPr>
@@ -10694,7 +10209,7 @@
     <w:pPr>
       <w:keepNext/>
       <w:keepLines/>
-      <w:spacing w:after="40" w:before="80"/>
+      <w:spacing w:after="40" w:before="60"/>
       <w:outlineLvl w:val="4"/>
     </w:pPr>
     <w:rPr>
@@ -10715,7 +10230,7 @@
     <w:pPr>
       <w:keepNext/>
       <w:keepLines/>
-      <w:spacing w:before="40"/>
+      <w:spacing w:before="60"/>
       <w:outlineLvl w:val="5"/>
     </w:pPr>
     <w:rPr>
@@ -10737,7 +10252,7 @@
     <w:pPr>
       <w:keepNext/>
       <w:keepLines/>
-      <w:spacing w:before="40"/>
+      <w:spacing w:before="60"/>
       <w:outlineLvl w:val="6"/>
     </w:pPr>
     <w:rPr>
@@ -10756,6 +10271,7 @@
     <w:qFormat/>
     <w:rsid w:val="00846576"/>
     <w:pPr>
+      <w:spacing w:before="60"/>
       <w:keepNext/>
       <w:keepLines/>
       <w:outlineLvl w:val="7"/>
@@ -10777,6 +10293,7 @@
     <w:qFormat/>
     <w:rsid w:val="00846576"/>
     <w:pPr>
+      <w:spacing w:before="60"/>
       <w:keepNext/>
       <w:keepLines/>
       <w:outlineLvl w:val="8"/>
@@ -10939,7 +10456,7 @@
     <w:qFormat/>
     <w:rsid w:val="00AF5CF1"/>
     <w:pPr>
-      <w:spacing w:after="80"/>
+      <w:spacing w:after="80" w:before="0"/>
       <w:contextualSpacing/>
     </w:pPr>
     <w:rPr>
@@ -10976,7 +10493,7 @@
       <w:numPr>
         <w:ilvl w:val="1"/>
       </w:numPr>
-      <w:spacing w:after="160"/>
+      <w:spacing w:after="160" w:before="0"/>
     </w:pPr>
     <w:rPr>
       <w:rFonts w:asciiTheme="minorHAnsi" w:cstheme="majorBidi" w:eastAsiaTheme="majorEastAsia" w:hAnsiTheme="minorHAnsi"/>
@@ -11009,7 +10526,7 @@
     <w:qFormat/>
     <w:rsid w:val="00AF5CF1"/>
     <w:pPr>
-      <w:spacing w:after="160" w:before="160"/>
+      <w:spacing w:after="160" w:before="0"/>
       <w:jc w:val="center"/>
     </w:pPr>
     <w:rPr>
@@ -11037,6 +10554,7 @@
     <w:qFormat/>
     <w:rsid w:val="00AF5CF1"/>
     <w:pPr>
+      <w:spacing w:before="0"/>
       <w:ind w:left="720"/>
       <w:contextualSpacing/>
     </w:pPr>
@@ -11066,7 +10584,7 @@
         <w:top w:color="0F4761" w:space="10" w:sz="4" w:themeColor="accent1" w:themeShade="BF" w:val="single"/>
         <w:bottom w:color="0F4761" w:space="10" w:sz="4" w:themeColor="accent1" w:themeShade="BF" w:val="single"/>
       </w:pBdr>
-      <w:spacing w:after="360" w:before="360"/>
+      <w:spacing w:after="360" w:before="0"/>
       <w:ind w:left="864" w:right="864"/>
       <w:jc w:val="center"/>
     </w:pPr>
@@ -11128,7 +10646,7 @@
         <w:right w:color="FF0000" w:space="4" w:sz="8" w:val="single"/>
       </w:pBdr>
       <w:shd w:color="auto" w:fill="FBFBFB" w:val="clear"/>
-      <w:spacing w:after="120" w:before="120"/>
+      <w:spacing w:after="60" w:before="0"/>
       <w:ind w:left="432" w:right="432"/>
     </w:pPr>
     <w:rPr>
@@ -11149,7 +10667,7 @@
         <w:right w:color="BFBFBF" w:space="4" w:sz="6" w:val="single"/>
       </w:pBdr>
       <w:shd w:color="auto" w:fill="FBFBFB" w:val="clear"/>
-      <w:spacing w:after="240" w:before="240"/>
+      <w:spacing w:after="60" w:before="0"/>
       <w:ind w:left="432" w:right="432"/>
     </w:pPr>
     <w:rPr>
@@ -11170,7 +10688,7 @@
         <w:right w:color="BFBFBF" w:space="4" w:sz="6" w:val="single"/>
       </w:pBdr>
       <w:shd w:color="auto" w:fill="FBFBFB" w:val="clear"/>
-      <w:spacing w:after="240" w:before="240"/>
+      <w:spacing w:after="60" w:before="0"/>
       <w:ind w:left="432" w:right="432"/>
     </w:pPr>
     <w:rPr>
@@ -11216,7 +10734,7 @@
     <w:unhideWhenUsed/>
     <w:rsid w:val="00322D32"/>
     <w:pPr>
-      <w:spacing w:after="100"/>
+      <w:spacing w:after="100" w:before="0"/>
     </w:pPr>
   </w:style>
   <w:style w:type="character" w:customStyle="1" w:styleId="KeywordTok">

--- a/docs/content/pca/pca_activity.docx
+++ b/docs/content/pca/pca_activity.docx
@@ -9722,7 +9722,7 @@
     </w:rPrDefault>
     <w:pPrDefault>
       <w:pPr>
-        <w:spacing w:before="0"/>
+        <w:spacing w:after="0" w:before="0" w:line="240" w:lineRule="auto"/>
       </w:pPr>
     </w:pPrDefault>
   </w:docDefaults>
